--- a/Project Report.docx
+++ b/Project Report.docx
@@ -1,6 +1,6 @@
 
 <file path=word/document.xml><?xml version="1.0" encoding="utf-8"?>
-<w:document xmlns:wpc="http://schemas.microsoft.com/office/word/2010/wordprocessingCanvas" xmlns:cx="http://schemas.microsoft.com/office/drawing/2014/chartex" xmlns:cx1="http://schemas.microsoft.com/office/drawing/2015/9/8/chartex" xmlns:cx2="http://schemas.microsoft.com/office/drawing/2015/10/21/chartex" xmlns:cx3="http://schemas.microsoft.com/office/drawing/2016/5/9/chartex" xmlns:cx4="http://schemas.microsoft.com/office/drawing/2016/5/10/chartex" xmlns:cx5="http://schemas.microsoft.com/office/drawing/2016/5/11/chartex" xmlns:cx6="http://schemas.microsoft.com/office/drawing/2016/5/12/chartex" xmlns:cx7="http://schemas.microsoft.com/office/drawing/2016/5/13/chartex" xmlns:cx8="http://schemas.microsoft.com/office/drawing/2016/5/14/chartex" xmlns:mc="http://schemas.openxmlformats.org/markup-compatibility/2006" xmlns:m="http://schemas.openxmlformats.org/officeDocument/2006/math" xmlns:aink="http://schemas.microsoft.com/office/drawing/2016/ink" xmlns:am3d="http://schemas.microsoft.com/office/drawing/2017/model3d" xmlns:oel="http://schemas.microsoft.com/office/2019/extlst" xmlns:r="http://schemas.openxmlformats.org/officeDocument/2006/relationships" xmlns:wp14="http://schemas.microsoft.com/office/word/2010/wordprocessingDrawing" xmlns:wp="http://schemas.openxmlformats.org/drawingml/2006/wordprocessingDrawing" xmlns:wpg="http://schemas.microsoft.com/office/word/2010/wordprocessingGroup" xmlns:wpi="http://schemas.microsoft.com/office/word/2010/wordprocessingInk" xmlns:wps="http://schemas.microsoft.com/office/word/2010/wordprocessingShape" xmlns:o="urn:schemas-microsoft-com:office:office" xmlns:v="urn:schemas-microsoft-com:vml" xmlns:w10="urn:schemas-microsoft-com:office:word" xmlns:w="http://schemas.openxmlformats.org/wordprocessingml/2006/main" xmlns:w14="http://schemas.microsoft.com/office/word/2010/wordml" xmlns:w15="http://schemas.microsoft.com/office/word/2012/wordml" xmlns:w16cex="http://schemas.microsoft.com/office/word/2018/wordml/cex" xmlns:w16cid="http://schemas.microsoft.com/office/word/2016/wordml/cid" xmlns:w16="http://schemas.microsoft.com/office/word/2018/wordml" xmlns:w16sdtdh="http://schemas.microsoft.com/office/word/2020/wordml/sdtdatahash" xmlns:w16sdtfl="http://schemas.microsoft.com/office/word/2024/wordml/sdtformatlock" xmlns:w16se="http://schemas.microsoft.com/office/word/2015/wordml/symex" xmlns:w16du="http://schemas.microsoft.com/office/word/2023/wordml/word16du" xmlns:wne="http://schemas.microsoft.com/office/word/2006/wordml" mc:Ignorable="w14 w15 w16se w16cid w16 w16cex w16sdtdh w16sdtfl w16du wp14">
+<w:document xmlns:wpc="http://schemas.microsoft.com/office/word/2010/wordprocessingCanvas" xmlns:cx="http://schemas.microsoft.com/office/drawing/2014/chartex" xmlns:cx1="http://schemas.microsoft.com/office/drawing/2015/9/8/chartex" xmlns:cx2="http://schemas.microsoft.com/office/drawing/2015/10/21/chartex" xmlns:cx3="http://schemas.microsoft.com/office/drawing/2016/5/9/chartex" xmlns:cx4="http://schemas.microsoft.com/office/drawing/2016/5/10/chartex" xmlns:cx5="http://schemas.microsoft.com/office/drawing/2016/5/11/chartex" xmlns:cx6="http://schemas.microsoft.com/office/drawing/2016/5/12/chartex" xmlns:cx7="http://schemas.microsoft.com/office/drawing/2016/5/13/chartex" xmlns:cx8="http://schemas.microsoft.com/office/drawing/2016/5/14/chartex" xmlns:mc="http://schemas.openxmlformats.org/markup-compatibility/2006" xmlns:m="http://schemas.openxmlformats.org/officeDocument/2006/math" xmlns:aink="http://schemas.microsoft.com/office/drawing/2016/ink" xmlns:am3d="http://schemas.microsoft.com/office/drawing/2017/model3d" xmlns:oel="http://schemas.microsoft.com/office/2019/extlst" xmlns:r="http://schemas.openxmlformats.org/officeDocument/2006/relationships" xmlns:wp14="http://schemas.microsoft.com/office/word/2010/wordprocessingDrawing" xmlns:wp="http://schemas.openxmlformats.org/drawingml/2006/wordprocessingDrawing" xmlns:wpg="http://schemas.microsoft.com/office/word/2010/wordprocessingGroup" xmlns:wpi="http://schemas.microsoft.com/office/word/2010/wordprocessingInk" xmlns:wps="http://schemas.microsoft.com/office/word/2010/wordprocessingShape" xmlns:o="urn:schemas-microsoft-com:office:office" xmlns:v="urn:schemas-microsoft-com:vml" xmlns:w10="urn:schemas-microsoft-com:office:word" xmlns:w="http://schemas.openxmlformats.org/wordprocessingml/2006/main" xmlns:w14="http://schemas.microsoft.com/office/word/2010/wordml" xmlns:w15="http://schemas.microsoft.com/office/word/2012/wordml" xmlns:w16cei="http://schemas.microsoft.com/office/word/2026/wordml/cei" xmlns:w16cex="http://schemas.microsoft.com/office/word/2018/wordml/cex" xmlns:w16cid="http://schemas.microsoft.com/office/word/2016/wordml/cid" xmlns:w16="http://schemas.microsoft.com/office/word/2018/wordml" xmlns:w16sdtdh="http://schemas.microsoft.com/office/word/2020/wordml/sdtdatahash" xmlns:w16sdtfl="http://schemas.microsoft.com/office/word/2024/wordml/sdtformatlock" xmlns:w16se="http://schemas.microsoft.com/office/word/2015/wordml/symex" xmlns:w16du="http://schemas.microsoft.com/office/word/2023/wordml/word16du" xmlns:wne="http://schemas.microsoft.com/office/word/2006/wordml" mc:Ignorable="w14 w15 w16se w16cid w16 w16cex w16sdtdh w16sdtfl w16du wp14">
   <w:body>
     <w:p>
       <w:pPr>
@@ -974,6 +974,11 @@
     <w:p>
       <w:pPr>
         <w:spacing w:after="0" w:line="360" w:lineRule="auto"/>
+      </w:pPr>
+    </w:p>
+    <w:p>
+      <w:pPr>
+        <w:spacing w:after="0" w:line="360" w:lineRule="auto"/>
         <w:rPr>
           <w:b/>
           <w:bCs/>
@@ -991,7 +996,7 @@
           <w:b/>
           <w:bCs/>
         </w:rPr>
-        <w:t>6</w:t>
+        <w:t>4</w:t>
       </w:r>
       <w:r>
         <w:rPr>
@@ -1005,7 +1010,763 @@
           <w:b/>
           <w:bCs/>
         </w:rPr>
-        <w:t>Runtime Experiment</w:t>
+        <w:t>Test and Correct Greedy Algorithm</w:t>
+      </w:r>
+    </w:p>
+    <w:p>
+      <w:pPr>
+        <w:spacing w:after="0" w:line="360" w:lineRule="auto"/>
+      </w:pPr>
+      <w:r>
+        <w:t xml:space="preserve">To ensure robust empirical evaluation, 100 test instances were generated using deterministic seeds across four distinct job distribution </w:t>
+      </w:r>
+      <w:proofErr w:type="spellStart"/>
+      <w:r>
+        <w:t>profiles</w:t>
+      </w:r>
+    </w:p>
+    <w:p>
+      <w:pPr>
+        <w:spacing w:after="0" w:line="360" w:lineRule="auto"/>
+        <w:rPr>
+          <w:rFonts w:ascii="Arial" w:hAnsi="Arial" w:cs="Arial"/>
+        </w:rPr>
+      </w:pPr>
+      <w:proofErr w:type="spellEnd"/>
+      <w:r>
+        <w:rPr>
+          <w:rFonts w:ascii="Arial" w:hAnsi="Arial" w:cs="Arial"/>
+          <w:b/>
+          <w:bCs/>
+        </w:rPr>
+        <w:t>Sparse Distributions (</w:t>
+      </w:r>
+      <m:oMath>
+        <m:r>
+          <w:rPr>
+            <w:rFonts w:ascii="Cambria Math" w:eastAsia="Times New Roman" w:hAnsi="Cambria Math" w:cs="Arial"/>
+          </w:rPr>
+          <m:t>n=10</m:t>
+        </m:r>
+      </m:oMath>
+      <w:r>
+        <w:rPr>
+          <w:rFonts w:ascii="Arial" w:hAnsi="Arial" w:cs="Arial"/>
+          <w:b/>
+          <w:bCs/>
+        </w:rPr>
+        <w:t xml:space="preserve">, </w:t>
+      </w:r>
+      <w:r>
+        <w:rPr>
+          <w:rFonts w:ascii="Arial" w:hAnsi="Arial" w:cs="Arial"/>
+          <w:b/>
+          <w:bCs/>
+        </w:rPr>
+        <w:t>max</w:t>
+      </w:r>
+      <w:r>
+        <w:rPr>
+          <w:rFonts w:ascii="Arial" w:hAnsi="Arial" w:cs="Arial"/>
+          <w:b/>
+          <w:bCs/>
+        </w:rPr>
+        <w:t xml:space="preserve"> </w:t>
+      </w:r>
+      <m:oMath>
+        <m:r>
+          <w:rPr>
+            <w:rFonts w:ascii="Cambria Math" w:eastAsia="Times New Roman" w:hAnsi="Cambria Math" w:cs="Arial"/>
+          </w:rPr>
+          <m:t>=100</m:t>
+        </m:r>
+      </m:oMath>
+      <w:r>
+        <w:rPr>
+          <w:rFonts w:ascii="Arial" w:hAnsi="Arial" w:cs="Arial"/>
+          <w:b/>
+          <w:bCs/>
+        </w:rPr>
+        <w:t>):</w:t>
+      </w:r>
+      <w:r>
+        <w:rPr>
+          <w:rFonts w:ascii="Arial" w:hAnsi="Arial" w:cs="Arial"/>
+        </w:rPr>
+        <w:t xml:space="preserve"> Short job durations (</w:t>
+      </w:r>
+      <m:oMath>
+        <m:r>
+          <w:rPr>
+            <w:rFonts w:ascii="Cambria Math" w:eastAsia="Times New Roman" w:hAnsi="Cambria Math" w:cs="Arial"/>
+          </w:rPr>
+          <m:t>1</m:t>
+        </m:r>
+      </m:oMath>
+      <w:r>
+        <w:rPr>
+          <w:rFonts w:ascii="Arial" w:hAnsi="Arial" w:cs="Arial"/>
+        </w:rPr>
+        <w:t>–</w:t>
+      </w:r>
+      <m:oMath>
+        <m:r>
+          <w:rPr>
+            <w:rFonts w:ascii="Cambria Math" w:eastAsia="Times New Roman" w:hAnsi="Cambria Math" w:cs="Arial"/>
+          </w:rPr>
+          <m:t>5</m:t>
+        </m:r>
+      </m:oMath>
+      <w:r>
+        <w:rPr>
+          <w:rFonts w:ascii="Arial" w:hAnsi="Arial" w:cs="Arial"/>
+        </w:rPr>
+        <w:t>) spread across a wide time window, yielding low conflict density</w:t>
+      </w:r>
+    </w:p>
+    <w:p>
+      <w:pPr>
+        <w:spacing w:after="0" w:line="360" w:lineRule="auto"/>
+        <w:rPr>
+          <w:rFonts w:ascii="Arial" w:hAnsi="Arial" w:cs="Arial"/>
+        </w:rPr>
+      </w:pPr>
+      <w:r>
+        <w:rPr>
+          <w:rFonts w:ascii="Arial" w:hAnsi="Arial" w:cs="Arial"/>
+          <w:b/>
+          <w:bCs/>
+        </w:rPr>
+        <w:t>Dense Distributions (</w:t>
+      </w:r>
+      <m:oMath>
+        <m:r>
+          <w:rPr>
+            <w:rFonts w:ascii="Cambria Math" w:eastAsia="Times New Roman" w:hAnsi="Cambria Math" w:cs="Arial"/>
+          </w:rPr>
+          <m:t>n=12</m:t>
+        </m:r>
+      </m:oMath>
+      <w:r>
+        <w:rPr>
+          <w:rFonts w:ascii="Arial" w:hAnsi="Arial" w:cs="Arial"/>
+          <w:b/>
+          <w:bCs/>
+        </w:rPr>
+        <w:t xml:space="preserve">, </w:t>
+      </w:r>
+      <w:r>
+        <w:rPr>
+          <w:rFonts w:ascii="Arial" w:hAnsi="Arial" w:cs="Arial"/>
+          <w:b/>
+          <w:bCs/>
+        </w:rPr>
+        <w:t>max</w:t>
+      </w:r>
+      <w:r>
+        <w:rPr>
+          <w:rFonts w:ascii="Arial" w:hAnsi="Arial" w:cs="Arial"/>
+          <w:b/>
+          <w:bCs/>
+        </w:rPr>
+        <w:t xml:space="preserve"> </w:t>
+      </w:r>
+      <m:oMath>
+        <m:r>
+          <w:rPr>
+            <w:rFonts w:ascii="Cambria Math" w:eastAsia="Times New Roman" w:hAnsi="Cambria Math" w:cs="Arial"/>
+          </w:rPr>
+          <m:t>=15</m:t>
+        </m:r>
+      </m:oMath>
+      <w:r>
+        <w:rPr>
+          <w:rFonts w:ascii="Arial" w:hAnsi="Arial" w:cs="Arial"/>
+          <w:b/>
+          <w:bCs/>
+        </w:rPr>
+        <w:t>):</w:t>
+      </w:r>
+      <w:r>
+        <w:rPr>
+          <w:rFonts w:ascii="Arial" w:hAnsi="Arial" w:cs="Arial"/>
+        </w:rPr>
+        <w:t xml:space="preserve"> High overlapping probability across narrow time windows, creating complex conflict chains.</w:t>
+      </w:r>
+    </w:p>
+    <w:p>
+      <w:pPr>
+        <w:spacing w:after="0" w:line="360" w:lineRule="auto"/>
+        <w:rPr>
+          <w:rFonts w:ascii="Arial" w:hAnsi="Arial" w:cs="Arial"/>
+        </w:rPr>
+      </w:pPr>
+      <w:r>
+        <w:rPr>
+          <w:rFonts w:ascii="Arial" w:hAnsi="Arial" w:cs="Arial"/>
+          <w:b/>
+          <w:bCs/>
+        </w:rPr>
+        <w:t>Varied-Length Distributions (</w:t>
+      </w:r>
+      <m:oMath>
+        <m:r>
+          <w:rPr>
+            <w:rFonts w:ascii="Cambria Math" w:eastAsia="Times New Roman" w:hAnsi="Cambria Math" w:cs="Arial"/>
+          </w:rPr>
+          <m:t>n=10</m:t>
+        </m:r>
+      </m:oMath>
+      <w:r>
+        <w:rPr>
+          <w:rFonts w:ascii="Arial" w:hAnsi="Arial" w:cs="Arial"/>
+          <w:b/>
+          <w:bCs/>
+        </w:rPr>
+        <w:t xml:space="preserve">, </w:t>
+      </w:r>
+      <w:r>
+        <w:rPr>
+          <w:rFonts w:ascii="Arial" w:hAnsi="Arial" w:cs="Arial"/>
+          <w:b/>
+          <w:bCs/>
+        </w:rPr>
+        <w:t>max</w:t>
+      </w:r>
+      <w:r>
+        <w:rPr>
+          <w:rFonts w:ascii="Arial" w:hAnsi="Arial" w:cs="Arial"/>
+          <w:b/>
+          <w:bCs/>
+        </w:rPr>
+        <w:t xml:space="preserve"> </w:t>
+      </w:r>
+      <m:oMath>
+        <m:r>
+          <w:rPr>
+            <w:rFonts w:ascii="Cambria Math" w:eastAsia="Times New Roman" w:hAnsi="Cambria Math" w:cs="Arial"/>
+          </w:rPr>
+          <m:t>=50</m:t>
+        </m:r>
+      </m:oMath>
+      <w:r>
+        <w:rPr>
+          <w:rFonts w:ascii="Arial" w:hAnsi="Arial" w:cs="Arial"/>
+          <w:b/>
+          <w:bCs/>
+        </w:rPr>
+        <w:t>):</w:t>
+      </w:r>
+      <w:r>
+        <w:rPr>
+          <w:rFonts w:ascii="Arial" w:hAnsi="Arial" w:cs="Arial"/>
+        </w:rPr>
+        <w:t xml:space="preserve"> Mixture of very short jobs (</w:t>
+      </w:r>
+      <m:oMath>
+        <m:r>
+          <w:rPr>
+            <w:rFonts w:ascii="Cambria Math" w:eastAsia="Times New Roman" w:hAnsi="Cambria Math" w:cs="Arial"/>
+          </w:rPr>
+          <m:t>1</m:t>
+        </m:r>
+      </m:oMath>
+      <w:r>
+        <w:rPr>
+          <w:rFonts w:ascii="Arial" w:hAnsi="Arial" w:cs="Arial"/>
+        </w:rPr>
+        <w:t>–</w:t>
+      </w:r>
+      <m:oMath>
+        <m:r>
+          <w:rPr>
+            <w:rFonts w:ascii="Cambria Math" w:eastAsia="Times New Roman" w:hAnsi="Cambria Math" w:cs="Arial"/>
+          </w:rPr>
+          <m:t>3</m:t>
+        </m:r>
+      </m:oMath>
+      <w:r>
+        <w:rPr>
+          <w:rFonts w:ascii="Arial" w:hAnsi="Arial" w:cs="Arial"/>
+        </w:rPr>
+        <w:t>) and long dominating jobs (</w:t>
+      </w:r>
+      <m:oMath>
+        <m:r>
+          <w:rPr>
+            <w:rFonts w:ascii="Cambria Math" w:eastAsia="Times New Roman" w:hAnsi="Cambria Math" w:cs="Arial"/>
+          </w:rPr>
+          <m:t>15</m:t>
+        </m:r>
+      </m:oMath>
+      <w:r>
+        <w:rPr>
+          <w:rFonts w:ascii="Arial" w:hAnsi="Arial" w:cs="Arial"/>
+        </w:rPr>
+        <w:t>–</w:t>
+      </w:r>
+      <m:oMath>
+        <m:r>
+          <w:rPr>
+            <w:rFonts w:ascii="Cambria Math" w:eastAsia="Times New Roman" w:hAnsi="Cambria Math" w:cs="Arial"/>
+          </w:rPr>
+          <m:t>30</m:t>
+        </m:r>
+      </m:oMath>
+      <w:r>
+        <w:rPr>
+          <w:rFonts w:ascii="Arial" w:hAnsi="Arial" w:cs="Arial"/>
+        </w:rPr>
+        <w:t>).</w:t>
+      </w:r>
+    </w:p>
+    <w:p>
+      <w:pPr>
+        <w:spacing w:after="0" w:line="360" w:lineRule="auto"/>
+        <w:rPr>
+          <w:rFonts w:ascii="Arial" w:hAnsi="Arial" w:cs="Arial"/>
+        </w:rPr>
+      </w:pPr>
+      <w:r>
+        <w:rPr>
+          <w:rFonts w:ascii="Arial" w:hAnsi="Arial" w:cs="Arial"/>
+          <w:b/>
+          <w:bCs/>
+        </w:rPr>
+        <w:t>Clustered-Start Distributions (</w:t>
+      </w:r>
+      <m:oMath>
+        <m:r>
+          <w:rPr>
+            <w:rFonts w:ascii="Cambria Math" w:eastAsia="Times New Roman" w:hAnsi="Cambria Math" w:cs="Arial"/>
+          </w:rPr>
+          <m:t>n=10</m:t>
+        </m:r>
+      </m:oMath>
+      <w:r>
+        <w:rPr>
+          <w:rFonts w:ascii="Arial" w:hAnsi="Arial" w:cs="Arial"/>
+          <w:b/>
+          <w:bCs/>
+        </w:rPr>
+        <w:t xml:space="preserve">, </w:t>
+      </w:r>
+      <w:r>
+        <w:rPr>
+          <w:rFonts w:ascii="Arial" w:hAnsi="Arial" w:cs="Arial"/>
+          <w:b/>
+          <w:bCs/>
+        </w:rPr>
+        <w:t>max</w:t>
+      </w:r>
+      <w:r>
+        <w:rPr>
+          <w:rFonts w:ascii="Arial" w:hAnsi="Arial" w:cs="Arial"/>
+          <w:b/>
+          <w:bCs/>
+        </w:rPr>
+        <w:t xml:space="preserve"> </w:t>
+      </w:r>
+      <m:oMath>
+        <m:r>
+          <w:rPr>
+            <w:rFonts w:ascii="Cambria Math" w:eastAsia="Times New Roman" w:hAnsi="Cambria Math" w:cs="Arial"/>
+          </w:rPr>
+          <m:t>=50</m:t>
+        </m:r>
+      </m:oMath>
+      <w:r>
+        <w:rPr>
+          <w:rFonts w:ascii="Arial" w:hAnsi="Arial" w:cs="Arial"/>
+          <w:b/>
+          <w:bCs/>
+        </w:rPr>
+        <w:t>):</w:t>
+      </w:r>
+      <w:r>
+        <w:rPr>
+          <w:rFonts w:ascii="Arial" w:hAnsi="Arial" w:cs="Arial"/>
+        </w:rPr>
+        <w:t xml:space="preserve"> Start times clustered heavily around specific focal points (</w:t>
+      </w:r>
+      <m:oMath>
+        <m:r>
+          <w:rPr>
+            <w:rFonts w:ascii="Cambria Math" w:eastAsia="Times New Roman" w:hAnsi="Cambria Math" w:cs="Arial"/>
+          </w:rPr>
+          <m:t>t=5,20,35</m:t>
+        </m:r>
+      </m:oMath>
+      <w:r>
+        <w:rPr>
+          <w:rFonts w:ascii="Arial" w:hAnsi="Arial" w:cs="Arial"/>
+        </w:rPr>
+        <w:t>).</w:t>
+      </w:r>
+    </w:p>
+    <w:p>
+      <w:pPr>
+        <w:spacing w:after="0" w:line="360" w:lineRule="auto"/>
+        <w:rPr>
+          <w:rFonts w:ascii="Arial" w:hAnsi="Arial" w:cs="Arial"/>
+        </w:rPr>
+      </w:pPr>
+    </w:p>
+    <w:p>
+      <w:pPr>
+        <w:spacing w:after="0" w:line="360" w:lineRule="auto"/>
+        <w:rPr>
+          <w:b/>
+          <w:bCs/>
+        </w:rPr>
+      </w:pPr>
+      <w:r>
+        <w:rPr>
+          <w:b/>
+          <w:bCs/>
+        </w:rPr>
+        <w:lastRenderedPageBreak/>
+        <w:t xml:space="preserve">Part </w:t>
+      </w:r>
+      <w:r>
+        <w:rPr>
+          <w:b/>
+          <w:bCs/>
+        </w:rPr>
+        <w:t>5</w:t>
+      </w:r>
+      <w:r>
+        <w:rPr>
+          <w:b/>
+          <w:bCs/>
+        </w:rPr>
+        <w:t>: Empirical Comparison of the</w:t>
+      </w:r>
+      <w:r>
+        <w:rPr>
+          <w:b/>
+          <w:bCs/>
+        </w:rPr>
+        <w:t xml:space="preserve"> </w:t>
+      </w:r>
+      <w:r>
+        <w:rPr>
+          <w:b/>
+          <w:bCs/>
+        </w:rPr>
+        <w:t>Heuristics</w:t>
+      </w:r>
+    </w:p>
+    <w:p>
+      <w:pPr>
+        <w:spacing w:after="0" w:line="360" w:lineRule="auto"/>
+      </w:pPr>
+    </w:p>
+    <w:tbl>
+      <w:tblPr>
+        <w:tblStyle w:val="TableGrid"/>
+        <w:tblW w:w="0" w:type="auto"/>
+        <w:tblLook w:val="04A0" w:firstRow="1" w:lastRow="0" w:firstColumn="1" w:lastColumn="0" w:noHBand="0" w:noVBand="1"/>
+      </w:tblPr>
+      <w:tblGrid>
+        <w:gridCol w:w="2337"/>
+        <w:gridCol w:w="2337"/>
+        <w:gridCol w:w="2338"/>
+        <w:gridCol w:w="2338"/>
+      </w:tblGrid>
+      <w:tr>
+        <w:tc>
+          <w:tcPr>
+            <w:tcW w:w="2337" w:type="dxa"/>
+          </w:tcPr>
+          <w:p>
+            <w:pPr>
+              <w:spacing w:line="360" w:lineRule="auto"/>
+            </w:pPr>
+            <w:r>
+              <w:t>Heuristic strategy</w:t>
+            </w:r>
+          </w:p>
+        </w:tc>
+        <w:tc>
+          <w:tcPr>
+            <w:tcW w:w="2337" w:type="dxa"/>
+          </w:tcPr>
+          <w:p>
+            <w:pPr>
+              <w:spacing w:line="360" w:lineRule="auto"/>
+            </w:pPr>
+            <w:r>
+              <w:t>Optimal match rate</w:t>
+            </w:r>
+          </w:p>
+        </w:tc>
+        <w:tc>
+          <w:tcPr>
+            <w:tcW w:w="2338" w:type="dxa"/>
+          </w:tcPr>
+          <w:p>
+            <w:pPr>
+              <w:spacing w:line="360" w:lineRule="auto"/>
+            </w:pPr>
+            <w:r>
+              <w:t>Mean approximation Ratio</w:t>
+            </w:r>
+          </w:p>
+        </w:tc>
+        <w:tc>
+          <w:tcPr>
+            <w:tcW w:w="2338" w:type="dxa"/>
+          </w:tcPr>
+          <w:p>
+            <w:pPr>
+              <w:spacing w:line="360" w:lineRule="auto"/>
+            </w:pPr>
+            <w:r>
+              <w:t>Minimum observed ratio</w:t>
+            </w:r>
+          </w:p>
+        </w:tc>
+      </w:tr>
+      <w:tr>
+        <w:tc>
+          <w:tcPr>
+            <w:tcW w:w="2337" w:type="dxa"/>
+          </w:tcPr>
+          <w:p>
+            <w:pPr>
+              <w:spacing w:line="360" w:lineRule="auto"/>
+            </w:pPr>
+            <w:r>
+              <w:t>Earliest finish</w:t>
+            </w:r>
+          </w:p>
+        </w:tc>
+        <w:tc>
+          <w:tcPr>
+            <w:tcW w:w="2337" w:type="dxa"/>
+          </w:tcPr>
+          <w:p>
+            <w:pPr>
+              <w:spacing w:line="360" w:lineRule="auto"/>
+            </w:pPr>
+            <w:r>
+              <w:t>100%</w:t>
+            </w:r>
+          </w:p>
+        </w:tc>
+        <w:tc>
+          <w:tcPr>
+            <w:tcW w:w="2338" w:type="dxa"/>
+          </w:tcPr>
+          <w:p>
+            <w:pPr>
+              <w:spacing w:line="360" w:lineRule="auto"/>
+            </w:pPr>
+            <w:r>
+              <w:t>1.0</w:t>
+            </w:r>
+          </w:p>
+        </w:tc>
+        <w:tc>
+          <w:tcPr>
+            <w:tcW w:w="2338" w:type="dxa"/>
+          </w:tcPr>
+          <w:p>
+            <w:pPr>
+              <w:spacing w:line="360" w:lineRule="auto"/>
+            </w:pPr>
+            <w:r>
+              <w:t>1.0</w:t>
+            </w:r>
+          </w:p>
+        </w:tc>
+      </w:tr>
+      <w:tr>
+        <w:tc>
+          <w:tcPr>
+            <w:tcW w:w="2337" w:type="dxa"/>
+          </w:tcPr>
+          <w:p>
+            <w:pPr>
+              <w:spacing w:line="360" w:lineRule="auto"/>
+            </w:pPr>
+            <w:r>
+              <w:t>Earliest start</w:t>
+            </w:r>
+          </w:p>
+        </w:tc>
+        <w:tc>
+          <w:tcPr>
+            <w:tcW w:w="2337" w:type="dxa"/>
+          </w:tcPr>
+          <w:p>
+            <w:pPr>
+              <w:spacing w:line="360" w:lineRule="auto"/>
+            </w:pPr>
+            <w:r>
+              <w:t>31%</w:t>
+            </w:r>
+          </w:p>
+        </w:tc>
+        <w:tc>
+          <w:tcPr>
+            <w:tcW w:w="2338" w:type="dxa"/>
+          </w:tcPr>
+          <w:p>
+            <w:pPr>
+              <w:spacing w:line="360" w:lineRule="auto"/>
+            </w:pPr>
+            <w:r>
+              <w:t>0.5833</w:t>
+            </w:r>
+          </w:p>
+        </w:tc>
+        <w:tc>
+          <w:tcPr>
+            <w:tcW w:w="2338" w:type="dxa"/>
+          </w:tcPr>
+          <w:p>
+            <w:pPr>
+              <w:spacing w:line="360" w:lineRule="auto"/>
+            </w:pPr>
+            <w:r>
+              <w:t>0.25</w:t>
+            </w:r>
+          </w:p>
+        </w:tc>
+      </w:tr>
+      <w:tr>
+        <w:tc>
+          <w:tcPr>
+            <w:tcW w:w="2337" w:type="dxa"/>
+          </w:tcPr>
+          <w:p>
+            <w:pPr>
+              <w:spacing w:line="360" w:lineRule="auto"/>
+            </w:pPr>
+            <w:r>
+              <w:t>Shortest duration</w:t>
+            </w:r>
+          </w:p>
+        </w:tc>
+        <w:tc>
+          <w:tcPr>
+            <w:tcW w:w="2337" w:type="dxa"/>
+          </w:tcPr>
+          <w:p>
+            <w:pPr>
+              <w:spacing w:line="360" w:lineRule="auto"/>
+            </w:pPr>
+            <w:r>
+              <w:t>64%</w:t>
+            </w:r>
+          </w:p>
+        </w:tc>
+        <w:tc>
+          <w:tcPr>
+            <w:tcW w:w="2338" w:type="dxa"/>
+          </w:tcPr>
+          <w:p>
+            <w:pPr>
+              <w:spacing w:line="360" w:lineRule="auto"/>
+            </w:pPr>
+            <w:r>
+              <w:t>0.8125</w:t>
+            </w:r>
+          </w:p>
+        </w:tc>
+        <w:tc>
+          <w:tcPr>
+            <w:tcW w:w="2338" w:type="dxa"/>
+          </w:tcPr>
+          <w:p>
+            <w:pPr>
+              <w:spacing w:line="360" w:lineRule="auto"/>
+            </w:pPr>
+            <w:r>
+              <w:t>0.50</w:t>
+            </w:r>
+          </w:p>
+        </w:tc>
+      </w:tr>
+      <w:tr>
+        <w:tc>
+          <w:tcPr>
+            <w:tcW w:w="2337" w:type="dxa"/>
+          </w:tcPr>
+          <w:p>
+            <w:pPr>
+              <w:spacing w:line="360" w:lineRule="auto"/>
+            </w:pPr>
+            <w:r>
+              <w:t>Earliest midpoint</w:t>
+            </w:r>
+          </w:p>
+        </w:tc>
+        <w:tc>
+          <w:tcPr>
+            <w:tcW w:w="2337" w:type="dxa"/>
+          </w:tcPr>
+          <w:p>
+            <w:pPr>
+              <w:spacing w:line="360" w:lineRule="auto"/>
+            </w:pPr>
+            <w:r>
+              <w:t>58%</w:t>
+            </w:r>
+          </w:p>
+        </w:tc>
+        <w:tc>
+          <w:tcPr>
+            <w:tcW w:w="2338" w:type="dxa"/>
+          </w:tcPr>
+          <w:p>
+            <w:pPr>
+              <w:spacing w:line="360" w:lineRule="auto"/>
+            </w:pPr>
+            <w:r>
+              <w:t>0.7850</w:t>
+            </w:r>
+          </w:p>
+        </w:tc>
+        <w:tc>
+          <w:tcPr>
+            <w:tcW w:w="2338" w:type="dxa"/>
+          </w:tcPr>
+          <w:p>
+            <w:pPr>
+              <w:tabs>
+                <w:tab w:val="left" w:pos="480"/>
+              </w:tabs>
+              <w:spacing w:line="360" w:lineRule="auto"/>
+            </w:pPr>
+            <w:r>
+              <w:t>0.33</w:t>
+            </w:r>
+          </w:p>
+        </w:tc>
+      </w:tr>
+    </w:tbl>
+    <w:p>
+      <w:pPr>
+        <w:spacing w:after="0" w:line="360" w:lineRule="auto"/>
+      </w:pPr>
+    </w:p>
+    <w:p>
+      <w:pPr>
+        <w:spacing w:after="0" w:line="360" w:lineRule="auto"/>
+        <w:rPr>
+          <w:b/>
+          <w:bCs/>
+        </w:rPr>
+      </w:pPr>
+      <w:r>
+        <w:rPr>
+          <w:b/>
+          <w:bCs/>
+        </w:rPr>
+        <w:t>Part 6: Runtime Experiment</w:t>
       </w:r>
     </w:p>
     <w:p>
@@ -1072,7 +1833,6 @@
           <w:b/>
           <w:bCs/>
         </w:rPr>
-        <w:lastRenderedPageBreak/>
         <w:t>Running Time in seconds from CSV</w:t>
       </w:r>
     </w:p>
@@ -1443,6 +2203,7 @@
           <w:b/>
           <w:bCs/>
         </w:rPr>
+        <w:lastRenderedPageBreak/>
         <w:t>Growth when n increases</w:t>
       </w:r>
     </w:p>
@@ -1874,7 +2635,6 @@
         <w:spacing w:line="360" w:lineRule="auto"/>
       </w:pPr>
       <w:r>
-        <w:lastRenderedPageBreak/>
         <w:t>We thought the Earliest Midpoint algorithm seemed the most convincing. The midpoint seemed to balance both the earliest start and shortest duration. A job with an early midpoint usually starts early and finishes early too. It felt like a compromise between the two rules, so we expected it to do well. It also would pass some small hand check cases, so it made us trust it more than we should have.</w:t>
       </w:r>
     </w:p>
@@ -1888,25 +2648,11 @@
         <w:spacing w:line="360" w:lineRule="auto"/>
       </w:pPr>
       <w:r>
-        <w:t xml:space="preserve">Our search found the Earliest Midpoint fails on the instance </w:t>
-      </w:r>
-      <w:r>
-        <w:t>(9,10), (8,9), (6,10).</w:t>
-      </w:r>
-      <w:r>
-        <w:t xml:space="preserve"> The long job (6,10) has the smallest start + finish value, so the heuristic picks it first. It overlaps both short jobs, so the heuristic ends up with 1 job, while the optimal solution, has 2. This shows that the midpoint only describes where a job sits in time and says nothing about how much of the timeline it uses up, so a long job can look just as good as a short one. </w:t>
-      </w:r>
-      <w:r>
-        <w:t xml:space="preserve">Shortest Duration failed on (2,5), (4,6), (5,9) for a </w:t>
-      </w:r>
-      <w:r>
-        <w:t>similar</w:t>
-      </w:r>
-      <w:r>
-        <w:t xml:space="preserve"> reason. It picks (4,6) because it is the shortest, but that job overlaps both (2,5) and (5,9), which are compatible with each other.</w:t>
-      </w:r>
-      <w:r>
-        <w:t xml:space="preserve"> Being short doesn’t mean </w:t>
+        <w:t xml:space="preserve">Our search found the Earliest Midpoint fails on the instance (9,10), (8,9), (6,10). The long job (6,10) has the smallest start + finish value, so the heuristic picks it first. It overlaps both short jobs, so the heuristic ends up with 1 job, while the optimal </w:t>
+      </w:r>
+      <w:r>
+        <w:lastRenderedPageBreak/>
+        <w:t xml:space="preserve">solution, has 2. This shows that the midpoint only describes where a job sits in time and says nothing about how much of the timeline it uses up, so a long job can look just as good as a short one. Shortest Duration failed on (2,5), (4,6), (5,9) for a similar reason. It picks (4,6) because it is the shortest, but that job overlaps both (2,5) and (5,9), which are compatible with each other. Being short doesn’t mean </w:t>
       </w:r>
       <w:r>
         <w:t>a job leaves room for other jobs, because it really matters where the job sits in the schedule. Earliest finish avoids both of those problems because choosing the job th</w:t>
@@ -1976,7 +2722,6 @@
           <w:b/>
           <w:bCs/>
         </w:rPr>
-        <w:lastRenderedPageBreak/>
         <w:t xml:space="preserve">AI Statement: </w:t>
       </w:r>
       <w:r>
@@ -2062,7 +2807,7 @@
 </file>
 
 <file path=word/numbering.xml><?xml version="1.0" encoding="utf-8"?>
-<w:numbering xmlns:wpc="http://schemas.microsoft.com/office/word/2010/wordprocessingCanvas" xmlns:cx="http://schemas.microsoft.com/office/drawing/2014/chartex" xmlns:cx1="http://schemas.microsoft.com/office/drawing/2015/9/8/chartex" xmlns:cx2="http://schemas.microsoft.com/office/drawing/2015/10/21/chartex" xmlns:cx3="http://schemas.microsoft.com/office/drawing/2016/5/9/chartex" xmlns:cx4="http://schemas.microsoft.com/office/drawing/2016/5/10/chartex" xmlns:cx5="http://schemas.microsoft.com/office/drawing/2016/5/11/chartex" xmlns:cx6="http://schemas.microsoft.com/office/drawing/2016/5/12/chartex" xmlns:cx7="http://schemas.microsoft.com/office/drawing/2016/5/13/chartex" xmlns:cx8="http://schemas.microsoft.com/office/drawing/2016/5/14/chartex" xmlns:mc="http://schemas.openxmlformats.org/markup-compatibility/2006" xmlns:m="http://schemas.openxmlformats.org/officeDocument/2006/math" xmlns:aink="http://schemas.microsoft.com/office/drawing/2016/ink" xmlns:am3d="http://schemas.microsoft.com/office/drawing/2017/model3d" xmlns:oel="http://schemas.microsoft.com/office/2019/extlst" xmlns:r="http://schemas.openxmlformats.org/officeDocument/2006/relationships" xmlns:wp14="http://schemas.microsoft.com/office/word/2010/wordprocessingDrawing" xmlns:wp="http://schemas.openxmlformats.org/drawingml/2006/wordprocessingDrawing" xmlns:wpg="http://schemas.microsoft.com/office/word/2010/wordprocessingGroup" xmlns:wpi="http://schemas.microsoft.com/office/word/2010/wordprocessingInk" xmlns:wps="http://schemas.microsoft.com/office/word/2010/wordprocessingShape" xmlns:o="urn:schemas-microsoft-com:office:office" xmlns:v="urn:schemas-microsoft-com:vml" xmlns:w10="urn:schemas-microsoft-com:office:word" xmlns:w="http://schemas.openxmlformats.org/wordprocessingml/2006/main" xmlns:w14="http://schemas.microsoft.com/office/word/2010/wordml" xmlns:w15="http://schemas.microsoft.com/office/word/2012/wordml" xmlns:w16cex="http://schemas.microsoft.com/office/word/2018/wordml/cex" xmlns:w16cid="http://schemas.microsoft.com/office/word/2016/wordml/cid" xmlns:w16="http://schemas.microsoft.com/office/word/2018/wordml" xmlns:w16sdtdh="http://schemas.microsoft.com/office/word/2020/wordml/sdtdatahash" xmlns:w16sdtfl="http://schemas.microsoft.com/office/word/2024/wordml/sdtformatlock" xmlns:w16se="http://schemas.microsoft.com/office/word/2015/wordml/symex" xmlns:w16du="http://schemas.microsoft.com/office/word/2023/wordml/word16du" xmlns:wne="http://schemas.microsoft.com/office/word/2006/wordml" mc:Ignorable="w14 w15 w16se w16cid w16 w16cex w16sdtdh w16sdtfl w16du wp14">
+<w:numbering xmlns:wpc="http://schemas.microsoft.com/office/word/2010/wordprocessingCanvas" xmlns:cx="http://schemas.microsoft.com/office/drawing/2014/chartex" xmlns:cx1="http://schemas.microsoft.com/office/drawing/2015/9/8/chartex" xmlns:cx2="http://schemas.microsoft.com/office/drawing/2015/10/21/chartex" xmlns:cx3="http://schemas.microsoft.com/office/drawing/2016/5/9/chartex" xmlns:cx4="http://schemas.microsoft.com/office/drawing/2016/5/10/chartex" xmlns:cx5="http://schemas.microsoft.com/office/drawing/2016/5/11/chartex" xmlns:cx6="http://schemas.microsoft.com/office/drawing/2016/5/12/chartex" xmlns:cx7="http://schemas.microsoft.com/office/drawing/2016/5/13/chartex" xmlns:cx8="http://schemas.microsoft.com/office/drawing/2016/5/14/chartex" xmlns:mc="http://schemas.openxmlformats.org/markup-compatibility/2006" xmlns:m="http://schemas.openxmlformats.org/officeDocument/2006/math" xmlns:aink="http://schemas.microsoft.com/office/drawing/2016/ink" xmlns:am3d="http://schemas.microsoft.com/office/drawing/2017/model3d" xmlns:oel="http://schemas.microsoft.com/office/2019/extlst" xmlns:r="http://schemas.openxmlformats.org/officeDocument/2006/relationships" xmlns:wp14="http://schemas.microsoft.com/office/word/2010/wordprocessingDrawing" xmlns:wp="http://schemas.openxmlformats.org/drawingml/2006/wordprocessingDrawing" xmlns:wpg="http://schemas.microsoft.com/office/word/2010/wordprocessingGroup" xmlns:wpi="http://schemas.microsoft.com/office/word/2010/wordprocessingInk" xmlns:wps="http://schemas.microsoft.com/office/word/2010/wordprocessingShape" xmlns:o="urn:schemas-microsoft-com:office:office" xmlns:v="urn:schemas-microsoft-com:vml" xmlns:w10="urn:schemas-microsoft-com:office:word" xmlns:w="http://schemas.openxmlformats.org/wordprocessingml/2006/main" xmlns:w14="http://schemas.microsoft.com/office/word/2010/wordml" xmlns:w15="http://schemas.microsoft.com/office/word/2012/wordml" xmlns:w16cei="http://schemas.microsoft.com/office/word/2026/wordml/cei" xmlns:w16cex="http://schemas.microsoft.com/office/word/2018/wordml/cex" xmlns:w16cid="http://schemas.microsoft.com/office/word/2016/wordml/cid" xmlns:w16="http://schemas.microsoft.com/office/word/2018/wordml" xmlns:w16sdtdh="http://schemas.microsoft.com/office/word/2020/wordml/sdtdatahash" xmlns:w16sdtfl="http://schemas.microsoft.com/office/word/2024/wordml/sdtformatlock" xmlns:w16se="http://schemas.microsoft.com/office/word/2015/wordml/symex" xmlns:w16du="http://schemas.microsoft.com/office/word/2023/wordml/word16du" xmlns:wne="http://schemas.microsoft.com/office/word/2006/wordml" mc:Ignorable="w14 w15 w16se w16cid w16 w16cex w16sdtdh w16sdtfl w16du wp14">
   <w:abstractNum w:abstractNumId="0" w15:restartNumberingAfterBreak="0">
     <w:nsid w:val="0F0D1F2A"/>
     <w:multiLevelType w:val="hybridMultilevel"/>
